--- a/企业AI培训_交付包/初级课程_完整交付包/05_学员资源/课前小测与课后打卡单.docx
+++ b/企业AI培训_交付包/初级课程_完整交付包/05_学员资源/课前小测与课后打卡单.docx
@@ -1023,7 +1023,7 @@
         <w:rPr>
           <w:rFonts w:hint="eastAsia"/>
         </w:rPr>
-        <w:t xml:space="preserve">P29”每月</w:t>
+        <w:t xml:space="preserve">P31”每月</w:t>
       </w:r>
       <w:r>
         <w:t xml:space="preserve"> 11 </w:t>
